--- a/database/backup/restore.docx
+++ b/database/backup/restore.docx
@@ -2,21 +2,346 @@
 <file path=word/document.xml><?xml version="1.0" encoding="utf-8"?>
 <w:document xmlns:wpc="http://schemas.microsoft.com/office/word/2010/wordprocessingCanvas" xmlns:mc="http://schemas.openxmlformats.org/markup-compatibility/2006" xmlns:o="urn:schemas-microsoft-com:office:office" xmlns:r="http://schemas.openxmlformats.org/officeDocument/2006/relationships" xmlns:m="http://schemas.openxmlformats.org/officeDocument/2006/math" xmlns:v="urn:schemas-microsoft-com:vml" xmlns:wp14="http://schemas.microsoft.com/office/word/2010/wordprocessingDrawing" xmlns:wp="http://schemas.openxmlformats.org/drawingml/2006/wordprocessingDrawing" xmlns:w10="urn:schemas-microsoft-com:office:word" xmlns:w="http://schemas.openxmlformats.org/wordprocessingml/2006/main" xmlns:w14="http://schemas.microsoft.com/office/word/2010/wordml" xmlns:w15="http://schemas.microsoft.com/office/word/2012/wordml" xmlns:wpg="http://schemas.microsoft.com/office/word/2010/wordprocessingGroup" xmlns:wpi="http://schemas.microsoft.com/office/word/2010/wordprocessingInk" xmlns:wne="http://schemas.microsoft.com/office/word/2006/wordml" xmlns:wps="http://schemas.microsoft.com/office/word/2010/wordprocessingShape" xmlns:w16se="http://schemas.microsoft.com/office/word/2015/wordml/symex" xmlns:w16cid="http://schemas.microsoft.com/office/word/2016/wordml/cid" xmlns:w16="http://schemas.microsoft.com/office/word/2018/wordml" xmlns:w16cex="http://schemas.microsoft.com/office/word/2018/wordml/cex" xmlns:w16sdtdh="http://schemas.microsoft.com/office/word/2020/wordml/sdtdatahash" xmlns:w16sdtfl="http://schemas.microsoft.com/office/word/2024/wordml/sdtformatlock" xmlns:a="http://schemas.openxmlformats.org/drawingml/2006/main" xmlns:pic="http://schemas.openxmlformats.org/drawingml/2006/picture" xmlns:a14="http://schemas.microsoft.com/office/drawing/2010/main" mc:Ignorable="w14 w15 wp14 w16se w16cid w16 w16cex w16sdtdh w16sdtfl">
   <w:body>
-    <w:p xmlns:wp14="http://schemas.microsoft.com/office/word/2010/wordml" wp14:paraId="57375426" wp14:textId="5E8182A4">
+    <w:p>
       <w:pPr>
-        <w:pStyle w:val="ListParagraph"/>
-        <w:numPr>
-          <w:ilvl w:val="0"/>
-          <w:numId w:val="1"/>
-        </w:numPr>
-        <w:rPr/>
+        <w:pStyle w:val="Normal"/>
+        <w:suppressLineNumbers w:val="0"/>
+        <w:bidi w:val="0"/>
+        <w:spacing w:before="0" w:beforeAutospacing="off" w:after="160" w:afterAutospacing="off" w:line="279" w:lineRule="auto"/>
+        <w:ind w:left="0" w:right="0"/>
+        <w:jc w:val="center"/>
+        <w:rPr>
+          <w:rFonts w:ascii="Times New Roman" w:hAnsi="Times New Roman" w:eastAsia="Times New Roman" w:cs="Times New Roman"/>
+          <w:noProof w:val="0"/>
+          <w:sz w:val="24"/>
+          <w:szCs w:val="24"/>
+          <w:lang w:val="pl-PL"/>
+        </w:rPr>
       </w:pPr>
       <w:r>
+        <w:rPr>
+          <w:rFonts w:ascii="Times New Roman" w:hAnsi="Times New Roman" w:eastAsia="Times New Roman" w:cs="Times New Roman"/>
+          <w:b w:val="1"/>
+          <w:bCs w:val="1"/>
+          <w:i w:val="0"/>
+          <w:iCs w:val="0"/>
+          <w:caps w:val="0"/>
+          <w:smallCaps w:val="0"/>
+          <w:noProof w:val="0"/>
+          <w:color w:val="000000" w:themeColor="text1" w:themeTint="FF" w:themeShade="FF"/>
+          <w:sz w:val="24"/>
+          <w:szCs w:val="24"/>
+          <w:lang w:val="pl-PL"/>
+        </w:rPr>
+        <w:t>Dlaczego nie warto mieć backupu na tym samym dysku, co baza danych</w:t>
+      </w:r>
+      <w:r>
+        <w:rPr>
+          <w:rFonts w:ascii="Times New Roman" w:hAnsi="Times New Roman" w:eastAsia="Times New Roman" w:cs="Times New Roman"/>
+          <w:b w:val="0"/>
+          <w:bCs w:val="0"/>
+          <w:i w:val="0"/>
+          <w:iCs w:val="0"/>
+          <w:caps w:val="0"/>
+          <w:smallCaps w:val="0"/>
+          <w:noProof w:val="0"/>
+          <w:color w:val="000000" w:themeColor="text1" w:themeTint="FF" w:themeShade="FF"/>
+          <w:sz w:val="24"/>
+          <w:szCs w:val="24"/>
+          <w:lang w:val="pl-PL"/>
+        </w:rPr>
+        <w:t>?</w:t>
+      </w:r>
+      <w:r>
+        <w:br/>
+      </w:r>
+      <w:r>
+        <w:rPr>
+          <w:rFonts w:ascii="Times New Roman" w:hAnsi="Times New Roman" w:eastAsia="Times New Roman" w:cs="Times New Roman"/>
+          <w:b w:val="0"/>
+          <w:bCs w:val="0"/>
+          <w:i w:val="0"/>
+          <w:iCs w:val="0"/>
+          <w:caps w:val="0"/>
+          <w:smallCaps w:val="0"/>
+          <w:noProof w:val="0"/>
+          <w:color w:val="000000" w:themeColor="text1" w:themeTint="FF" w:themeShade="FF"/>
+          <w:sz w:val="24"/>
+          <w:szCs w:val="24"/>
+          <w:lang w:val="pl-PL"/>
+        </w:rPr>
+        <w:t>Jeżeli wydarzy się sytuacja, że padnie</w:t>
+      </w:r>
+      <w:r>
+        <w:rPr>
+          <w:rFonts w:ascii="Times New Roman" w:hAnsi="Times New Roman" w:eastAsia="Times New Roman" w:cs="Times New Roman"/>
+          <w:b w:val="0"/>
+          <w:bCs w:val="0"/>
+          <w:i w:val="0"/>
+          <w:iCs w:val="0"/>
+          <w:caps w:val="0"/>
+          <w:smallCaps w:val="0"/>
+          <w:noProof w:val="0"/>
+          <w:color w:val="000000" w:themeColor="text1" w:themeTint="FF" w:themeShade="FF"/>
+          <w:sz w:val="24"/>
+          <w:szCs w:val="24"/>
+          <w:lang w:val="pl-PL"/>
+        </w:rPr>
+        <w:t xml:space="preserve"> </w:t>
+      </w:r>
+      <w:r>
+        <w:rPr>
+          <w:rFonts w:ascii="Times New Roman" w:hAnsi="Times New Roman" w:eastAsia="Times New Roman" w:cs="Times New Roman"/>
+          <w:b w:val="0"/>
+          <w:bCs w:val="0"/>
+          <w:i w:val="0"/>
+          <w:iCs w:val="0"/>
+          <w:caps w:val="0"/>
+          <w:smallCaps w:val="0"/>
+          <w:noProof w:val="0"/>
+          <w:color w:val="000000" w:themeColor="text1" w:themeTint="FF" w:themeShade="FF"/>
+          <w:sz w:val="24"/>
+          <w:szCs w:val="24"/>
+          <w:lang w:val="pl-PL"/>
+        </w:rPr>
+        <w:t>dysk</w:t>
+      </w:r>
+      <w:r>
+        <w:rPr>
+          <w:rFonts w:ascii="Times New Roman" w:hAnsi="Times New Roman" w:eastAsia="Times New Roman" w:cs="Times New Roman"/>
+          <w:b w:val="0"/>
+          <w:bCs w:val="0"/>
+          <w:i w:val="0"/>
+          <w:iCs w:val="0"/>
+          <w:caps w:val="0"/>
+          <w:smallCaps w:val="0"/>
+          <w:noProof w:val="0"/>
+          <w:color w:val="000000" w:themeColor="text1" w:themeTint="FF" w:themeShade="FF"/>
+          <w:sz w:val="24"/>
+          <w:szCs w:val="24"/>
+          <w:lang w:val="pl-PL"/>
+        </w:rPr>
+        <w:t xml:space="preserve"> – tracisz </w:t>
+      </w:r>
+      <w:r>
+        <w:rPr>
+          <w:rFonts w:ascii="Times New Roman" w:hAnsi="Times New Roman" w:eastAsia="Times New Roman" w:cs="Times New Roman"/>
+          <w:b w:val="0"/>
+          <w:bCs w:val="0"/>
+          <w:i w:val="0"/>
+          <w:iCs w:val="0"/>
+          <w:caps w:val="0"/>
+          <w:smallCaps w:val="0"/>
+          <w:noProof w:val="0"/>
+          <w:color w:val="000000" w:themeColor="text1" w:themeTint="FF" w:themeShade="FF"/>
+          <w:sz w:val="24"/>
+          <w:szCs w:val="24"/>
+          <w:lang w:val="pl-PL"/>
+        </w:rPr>
+        <w:t>wszystk</w:t>
+      </w:r>
+      <w:r>
+        <w:rPr>
+          <w:rFonts w:ascii="Times New Roman" w:hAnsi="Times New Roman" w:eastAsia="Times New Roman" w:cs="Times New Roman"/>
+          <w:b w:val="0"/>
+          <w:bCs w:val="0"/>
+          <w:i w:val="0"/>
+          <w:iCs w:val="0"/>
+          <w:caps w:val="0"/>
+          <w:smallCaps w:val="0"/>
+          <w:noProof w:val="0"/>
+          <w:color w:val="000000" w:themeColor="text1" w:themeTint="FF" w:themeShade="FF"/>
+          <w:sz w:val="24"/>
+          <w:szCs w:val="24"/>
+          <w:lang w:val="pl-PL"/>
+        </w:rPr>
+        <w:t>o</w:t>
+      </w:r>
+      <w:r>
+        <w:rPr>
+          <w:rFonts w:ascii="Times New Roman" w:hAnsi="Times New Roman" w:eastAsia="Times New Roman" w:cs="Times New Roman"/>
+          <w:b w:val="0"/>
+          <w:bCs w:val="0"/>
+          <w:i w:val="0"/>
+          <w:iCs w:val="0"/>
+          <w:caps w:val="0"/>
+          <w:smallCaps w:val="0"/>
+          <w:noProof w:val="0"/>
+          <w:color w:val="000000" w:themeColor="text1" w:themeTint="FF" w:themeShade="FF"/>
+          <w:sz w:val="24"/>
+          <w:szCs w:val="24"/>
+          <w:lang w:val="pl-PL"/>
+        </w:rPr>
+        <w:t>, należy przechowywać backup przynajmniej</w:t>
+      </w:r>
+      <w:r>
+        <w:rPr>
+          <w:rFonts w:ascii="Times New Roman" w:hAnsi="Times New Roman" w:eastAsia="Times New Roman" w:cs="Times New Roman"/>
+          <w:b w:val="0"/>
+          <w:bCs w:val="0"/>
+          <w:i w:val="0"/>
+          <w:iCs w:val="0"/>
+          <w:caps w:val="0"/>
+          <w:smallCaps w:val="0"/>
+          <w:noProof w:val="0"/>
+          <w:color w:val="000000" w:themeColor="text1" w:themeTint="FF" w:themeShade="FF"/>
+          <w:sz w:val="24"/>
+          <w:szCs w:val="24"/>
+          <w:lang w:val="pl-PL"/>
+        </w:rPr>
+        <w:t xml:space="preserve"> na kilku dyskach</w:t>
+      </w:r>
+      <w:r>
+        <w:rPr>
+          <w:rFonts w:ascii="Times New Roman" w:hAnsi="Times New Roman" w:eastAsia="Times New Roman" w:cs="Times New Roman"/>
+          <w:b w:val="0"/>
+          <w:bCs w:val="0"/>
+          <w:i w:val="0"/>
+          <w:iCs w:val="0"/>
+          <w:caps w:val="0"/>
+          <w:smallCaps w:val="0"/>
+          <w:noProof w:val="0"/>
+          <w:color w:val="000000" w:themeColor="text1" w:themeTint="FF" w:themeShade="FF"/>
+          <w:sz w:val="24"/>
+          <w:szCs w:val="24"/>
+          <w:lang w:val="pl-PL"/>
+        </w:rPr>
+        <w:t>/</w:t>
+      </w:r>
+      <w:r>
+        <w:rPr>
+          <w:rFonts w:ascii="Times New Roman" w:hAnsi="Times New Roman" w:eastAsia="Times New Roman" w:cs="Times New Roman"/>
+          <w:b w:val="0"/>
+          <w:bCs w:val="0"/>
+          <w:i w:val="0"/>
+          <w:iCs w:val="0"/>
+          <w:caps w:val="0"/>
+          <w:smallCaps w:val="0"/>
+          <w:noProof w:val="0"/>
+          <w:color w:val="000000" w:themeColor="text1" w:themeTint="FF" w:themeShade="FF"/>
+          <w:sz w:val="24"/>
+          <w:szCs w:val="24"/>
+          <w:lang w:val="pl-PL"/>
+        </w:rPr>
+        <w:t>nośnikach</w:t>
+      </w:r>
+      <w:r>
+        <w:rPr>
+          <w:rFonts w:ascii="Times New Roman" w:hAnsi="Times New Roman" w:eastAsia="Times New Roman" w:cs="Times New Roman"/>
+          <w:b w:val="0"/>
+          <w:bCs w:val="0"/>
+          <w:i w:val="0"/>
+          <w:iCs w:val="0"/>
+          <w:caps w:val="0"/>
+          <w:smallCaps w:val="0"/>
+          <w:noProof w:val="0"/>
+          <w:color w:val="000000" w:themeColor="text1" w:themeTint="FF" w:themeShade="FF"/>
+          <w:sz w:val="24"/>
+          <w:szCs w:val="24"/>
+          <w:lang w:val="pl-PL"/>
+        </w:rPr>
+        <w:t xml:space="preserve"> aby na pewno jej nie stracić.</w:t>
+      </w:r>
+      <w:r>
+        <w:br/>
+      </w:r>
+      <w:r>
+        <w:br/>
+      </w:r>
+      <w:r>
+        <w:rPr>
+          <w:rFonts w:ascii="Times New Roman" w:hAnsi="Times New Roman" w:eastAsia="Times New Roman" w:cs="Times New Roman"/>
+          <w:b w:val="0"/>
+          <w:bCs w:val="0"/>
+          <w:i w:val="0"/>
+          <w:iCs w:val="0"/>
+          <w:caps w:val="0"/>
+          <w:smallCaps w:val="0"/>
+          <w:noProof w:val="0"/>
+          <w:color w:val="000000" w:themeColor="text1" w:themeTint="FF" w:themeShade="FF"/>
+          <w:sz w:val="24"/>
+          <w:szCs w:val="24"/>
+          <w:lang w:val="pl-PL"/>
+        </w:rPr>
+        <w:t xml:space="preserve">1. Prawy </w:t>
+      </w:r>
+      <w:r>
+        <w:rPr>
+          <w:rFonts w:ascii="Times New Roman" w:hAnsi="Times New Roman" w:eastAsia="Times New Roman" w:cs="Times New Roman"/>
+          <w:b w:val="0"/>
+          <w:bCs w:val="0"/>
+          <w:i w:val="0"/>
+          <w:iCs w:val="0"/>
+          <w:caps w:val="0"/>
+          <w:smallCaps w:val="0"/>
+          <w:noProof w:val="0"/>
+          <w:color w:val="000000" w:themeColor="text1" w:themeTint="FF" w:themeShade="FF"/>
+          <w:sz w:val="24"/>
+          <w:szCs w:val="24"/>
+          <w:lang w:val="pl-PL"/>
+        </w:rPr>
+        <w:t>click</w:t>
+      </w:r>
+      <w:r>
+        <w:rPr>
+          <w:rFonts w:ascii="Times New Roman" w:hAnsi="Times New Roman" w:eastAsia="Times New Roman" w:cs="Times New Roman"/>
+          <w:b w:val="0"/>
+          <w:bCs w:val="0"/>
+          <w:i w:val="0"/>
+          <w:iCs w:val="0"/>
+          <w:caps w:val="0"/>
+          <w:smallCaps w:val="0"/>
+          <w:noProof w:val="0"/>
+          <w:color w:val="000000" w:themeColor="text1" w:themeTint="FF" w:themeShade="FF"/>
+          <w:sz w:val="24"/>
+          <w:szCs w:val="24"/>
+          <w:lang w:val="pl-PL"/>
+        </w:rPr>
+        <w:t xml:space="preserve"> na bazę danych, wybór formatu pliku, wybór bezpiecznej lokalizacji na dysku oraz </w:t>
+      </w:r>
+      <w:r>
+        <w:rPr>
+          <w:rFonts w:ascii="Times New Roman" w:hAnsi="Times New Roman" w:eastAsia="Times New Roman" w:cs="Times New Roman"/>
+          <w:b w:val="0"/>
+          <w:bCs w:val="0"/>
+          <w:i w:val="0"/>
+          <w:iCs w:val="0"/>
+          <w:caps w:val="0"/>
+          <w:smallCaps w:val="0"/>
+          <w:noProof w:val="0"/>
+          <w:color w:val="000000" w:themeColor="text1" w:themeTint="FF" w:themeShade="FF"/>
+          <w:sz w:val="24"/>
+          <w:szCs w:val="24"/>
+          <w:lang w:val="pl-PL"/>
+        </w:rPr>
+        <w:t>pózniejszy</w:t>
+      </w:r>
+      <w:r>
+        <w:rPr>
+          <w:rFonts w:ascii="Times New Roman" w:hAnsi="Times New Roman" w:eastAsia="Times New Roman" w:cs="Times New Roman"/>
+          <w:b w:val="0"/>
+          <w:bCs w:val="0"/>
+          <w:i w:val="0"/>
+          <w:iCs w:val="0"/>
+          <w:caps w:val="0"/>
+          <w:smallCaps w:val="0"/>
+          <w:noProof w:val="0"/>
+          <w:color w:val="000000" w:themeColor="text1" w:themeTint="FF" w:themeShade="FF"/>
+          <w:sz w:val="24"/>
+          <w:szCs w:val="24"/>
+          <w:lang w:val="pl-PL"/>
+        </w:rPr>
+        <w:t xml:space="preserve"> nacisk niebieskiego przycisku w lewym dolnym rogu „Backup”. Są ustawienia dodatkowe.</w:t>
+      </w:r>
+      <w:r>
+        <w:br/>
+      </w:r>
+      <w:r>
         <w:drawing>
-          <wp:inline xmlns:wp14="http://schemas.microsoft.com/office/word/2010/wordprocessingDrawing" wp14:editId="476A3AA0" wp14:anchorId="7958E8E8">
-            <wp:extent cx="5495925" cy="4133850"/>
+          <wp:inline wp14:editId="1B56A94E" wp14:anchorId="07B347BF">
+            <wp:extent cx="5730736" cy="4389500"/>
             <wp:effectExtent l="0" t="0" r="0" b="0"/>
-            <wp:docPr id="1882275602" name="drawing"/>
+            <wp:docPr id="2006487312" name="drawing"/>
             <wp:cNvGraphicFramePr>
               <a:graphicFrameLocks noChangeAspect="1"/>
             </wp:cNvGraphicFramePr>
@@ -24,11 +349,11 @@
               <a:graphicData xmlns:a="http://schemas.openxmlformats.org/drawingml/2006/main" uri="http://schemas.openxmlformats.org/drawingml/2006/picture">
                 <pic:pic xmlns:pic="http://schemas.openxmlformats.org/drawingml/2006/picture">
                   <pic:nvPicPr>
-                    <pic:cNvPr id="1882275602" name="Picture 1882275602"/>
+                    <pic:cNvPr id="2006487312" name="Picture 2006487312"/>
                     <pic:cNvPicPr/>
                   </pic:nvPicPr>
                   <pic:blipFill>
-                    <a:blip xmlns:r="http://schemas.openxmlformats.org/officeDocument/2006/relationships" r:embed="rId279014943">
+                    <a:blip xmlns:r="http://schemas.openxmlformats.org/officeDocument/2006/relationships" r:embed="rId1372313028">
                       <a:extLst>
                         <a:ext uri="{28A0092B-C50C-407E-A947-70E740481C1C}">
                           <a14:useLocalDpi xmlns:a14="http://schemas.microsoft.com/office/drawing/2010/main"/>
@@ -42,7 +367,7 @@
                   <pic:spPr>
                     <a:xfrm>
                       <a:off x="0" y="0"/>
-                      <a:ext cx="5495925" cy="4133850"/>
+                      <a:ext cx="5730736" cy="4389500"/>
                     </a:xfrm>
                     <a:prstGeom prst="rect">
                       <a:avLst/>
@@ -58,21 +383,217 @@
         <w:br/>
       </w:r>
       <w:r>
-        <w:rPr/>
-        <w:t>2.</w:t>
-      </w:r>
-      <w:r>
-        <w:br/>
+        <w:br/>
+      </w:r>
+      <w:r>
+        <w:br/>
+      </w:r>
+      <w:r>
+        <w:br/>
+      </w:r>
+      <w:r>
+        <w:br/>
+      </w:r>
+      <w:r>
+        <w:br/>
+      </w:r>
+      <w:r>
+        <w:br/>
+      </w:r>
+      <w:r>
+        <w:br/>
+      </w:r>
+      <w:r>
+        <w:br/>
+      </w:r>
+      <w:r>
+        <w:br/>
+      </w:r>
+      <w:r>
+        <w:br/>
+      </w:r>
+      <w:r>
+        <w:br/>
+      </w:r>
+      <w:r>
+        <w:br/>
+      </w:r>
+      <w:r>
+        <w:br/>
+      </w:r>
+      <w:r>
+        <w:br/>
+      </w:r>
+      <w:r>
+        <w:rPr>
+          <w:rFonts w:ascii="Times New Roman" w:hAnsi="Times New Roman" w:eastAsia="Times New Roman" w:cs="Times New Roman"/>
+          <w:b w:val="0"/>
+          <w:bCs w:val="0"/>
+          <w:i w:val="0"/>
+          <w:iCs w:val="0"/>
+          <w:caps w:val="0"/>
+          <w:smallCaps w:val="0"/>
+          <w:noProof w:val="0"/>
+          <w:color w:val="000000" w:themeColor="text1" w:themeTint="FF" w:themeShade="FF"/>
+          <w:sz w:val="24"/>
+          <w:szCs w:val="24"/>
+          <w:lang w:val="pl-PL"/>
+        </w:rPr>
+        <w:t xml:space="preserve">2. </w:t>
+      </w:r>
+      <w:r>
+        <w:rPr>
+          <w:rFonts w:ascii="Times New Roman" w:hAnsi="Times New Roman" w:eastAsia="Times New Roman" w:cs="Times New Roman"/>
+          <w:b w:val="0"/>
+          <w:bCs w:val="0"/>
+          <w:i w:val="0"/>
+          <w:iCs w:val="0"/>
+          <w:caps w:val="0"/>
+          <w:smallCaps w:val="0"/>
+          <w:noProof w:val="0"/>
+          <w:sz w:val="24"/>
+          <w:szCs w:val="24"/>
+          <w:lang w:val="pl-PL"/>
+        </w:rPr>
+        <w:t>*usuw</w:t>
+      </w:r>
+      <w:r>
+        <w:rPr>
+          <w:rFonts w:ascii="Times New Roman" w:hAnsi="Times New Roman" w:eastAsia="Times New Roman" w:cs="Times New Roman"/>
+          <w:b w:val="0"/>
+          <w:bCs w:val="0"/>
+          <w:i w:val="0"/>
+          <w:iCs w:val="0"/>
+          <w:caps w:val="0"/>
+          <w:smallCaps w:val="0"/>
+          <w:noProof w:val="0"/>
+          <w:sz w:val="24"/>
+          <w:szCs w:val="24"/>
+          <w:lang w:val="pl-PL"/>
+        </w:rPr>
+        <w:t>am ta</w:t>
+      </w:r>
+      <w:r>
+        <w:rPr>
+          <w:rFonts w:ascii="Times New Roman" w:hAnsi="Times New Roman" w:eastAsia="Times New Roman" w:cs="Times New Roman"/>
+          <w:b w:val="0"/>
+          <w:bCs w:val="0"/>
+          <w:i w:val="0"/>
+          <w:iCs w:val="0"/>
+          <w:caps w:val="0"/>
+          <w:smallCaps w:val="0"/>
+          <w:noProof w:val="0"/>
+          <w:sz w:val="24"/>
+          <w:szCs w:val="24"/>
+          <w:lang w:val="pl-PL"/>
+        </w:rPr>
+        <w:t xml:space="preserve">belę </w:t>
+      </w:r>
+      <w:r>
+        <w:rPr>
+          <w:rFonts w:ascii="Times New Roman" w:hAnsi="Times New Roman" w:eastAsia="Times New Roman" w:cs="Times New Roman"/>
+          <w:b w:val="0"/>
+          <w:bCs w:val="0"/>
+          <w:i w:val="0"/>
+          <w:iCs w:val="0"/>
+          <w:caps w:val="0"/>
+          <w:smallCaps w:val="0"/>
+          <w:noProof w:val="0"/>
+          <w:sz w:val="24"/>
+          <w:szCs w:val="24"/>
+          <w:lang w:val="pl-PL"/>
+        </w:rPr>
+        <w:t>t</w:t>
+      </w:r>
+      <w:r>
+        <w:rPr>
+          <w:rFonts w:ascii="Times New Roman" w:hAnsi="Times New Roman" w:eastAsia="Times New Roman" w:cs="Times New Roman"/>
+          <w:b w:val="0"/>
+          <w:bCs w:val="0"/>
+          <w:i w:val="0"/>
+          <w:iCs w:val="0"/>
+          <w:caps w:val="0"/>
+          <w:smallCaps w:val="0"/>
+          <w:noProof w:val="0"/>
+          <w:sz w:val="24"/>
+          <w:szCs w:val="24"/>
+          <w:lang w:val="pl-PL"/>
+        </w:rPr>
+        <w:t>asks</w:t>
+      </w:r>
+      <w:r>
+        <w:rPr>
+          <w:rFonts w:ascii="Times New Roman" w:hAnsi="Times New Roman" w:eastAsia="Times New Roman" w:cs="Times New Roman"/>
+          <w:b w:val="0"/>
+          <w:bCs w:val="0"/>
+          <w:i w:val="0"/>
+          <w:iCs w:val="0"/>
+          <w:caps w:val="0"/>
+          <w:smallCaps w:val="0"/>
+          <w:noProof w:val="0"/>
+          <w:sz w:val="24"/>
+          <w:szCs w:val="24"/>
+          <w:lang w:val="pl-PL"/>
+        </w:rPr>
+        <w:t xml:space="preserve"> </w:t>
+      </w:r>
+      <w:r>
+        <w:rPr>
+          <w:rFonts w:ascii="Times New Roman" w:hAnsi="Times New Roman" w:eastAsia="Times New Roman" w:cs="Times New Roman"/>
+          <w:b w:val="0"/>
+          <w:bCs w:val="0"/>
+          <w:i w:val="0"/>
+          <w:iCs w:val="0"/>
+          <w:caps w:val="0"/>
+          <w:smallCaps w:val="0"/>
+          <w:noProof w:val="0"/>
+          <w:sz w:val="24"/>
+          <w:szCs w:val="24"/>
+          <w:lang w:val="pl-PL"/>
+        </w:rPr>
+        <w:t xml:space="preserve">oraz </w:t>
+      </w:r>
+      <w:r>
+        <w:rPr>
+          <w:rFonts w:ascii="Times New Roman" w:hAnsi="Times New Roman" w:eastAsia="Times New Roman" w:cs="Times New Roman"/>
+          <w:b w:val="0"/>
+          <w:bCs w:val="0"/>
+          <w:i w:val="0"/>
+          <w:iCs w:val="0"/>
+          <w:caps w:val="0"/>
+          <w:smallCaps w:val="0"/>
+          <w:noProof w:val="0"/>
+          <w:sz w:val="24"/>
+          <w:szCs w:val="24"/>
+          <w:lang w:val="pl-PL"/>
+        </w:rPr>
+        <w:t>users</w:t>
+      </w:r>
+      <w:r>
+        <w:rPr>
+          <w:rFonts w:ascii="Times New Roman" w:hAnsi="Times New Roman" w:eastAsia="Times New Roman" w:cs="Times New Roman"/>
+          <w:b w:val="0"/>
+          <w:bCs w:val="0"/>
+          <w:i w:val="0"/>
+          <w:iCs w:val="0"/>
+          <w:caps w:val="0"/>
+          <w:smallCaps w:val="0"/>
+          <w:noProof w:val="0"/>
+          <w:sz w:val="24"/>
+          <w:szCs w:val="24"/>
+          <w:lang w:val="pl-PL"/>
+        </w:rPr>
+        <w:t>*</w:t>
       </w:r>
       <w:r>
         <w:br/>
       </w:r>
       <w:r>
         <w:drawing>
-          <wp:inline xmlns:wp14="http://schemas.microsoft.com/office/word/2010/wordprocessingDrawing" wp14:editId="19F2C455" wp14:anchorId="63DCE3CA">
-            <wp:extent cx="5105400" cy="3123408"/>
+          <wp:inline wp14:editId="0342C008" wp14:anchorId="2AB1A48E">
+            <wp:extent cx="5724525" cy="5191125"/>
             <wp:effectExtent l="0" t="0" r="0" b="0"/>
-            <wp:docPr id="1878162799" name="drawing"/>
+            <wp:docPr id="688847424" name="drawing"/>
             <wp:cNvGraphicFramePr>
               <a:graphicFrameLocks noChangeAspect="1"/>
             </wp:cNvGraphicFramePr>
@@ -80,11 +601,643 @@
               <a:graphicData xmlns:a="http://schemas.openxmlformats.org/drawingml/2006/main" uri="http://schemas.openxmlformats.org/drawingml/2006/picture">
                 <pic:pic xmlns:pic="http://schemas.openxmlformats.org/drawingml/2006/picture">
                   <pic:nvPicPr>
-                    <pic:cNvPr id="1878162799" name="Picture 1878162799"/>
+                    <pic:cNvPr id="688847424" name="Picture 688847424"/>
                     <pic:cNvPicPr/>
                   </pic:nvPicPr>
                   <pic:blipFill>
-                    <a:blip xmlns:r="http://schemas.openxmlformats.org/officeDocument/2006/relationships" r:embed="rId1724465196">
+                    <a:blip xmlns:r="http://schemas.openxmlformats.org/officeDocument/2006/relationships" r:embed="rId364440337">
+                      <a:extLst>
+                        <a:ext uri="{28A0092B-C50C-407E-A947-70E740481C1C}">
+                          <a14:useLocalDpi xmlns:a14="http://schemas.microsoft.com/office/drawing/2010/main"/>
+                        </a:ext>
+                      </a:extLst>
+                    </a:blip>
+                    <a:stretch>
+                      <a:fillRect/>
+                    </a:stretch>
+                  </pic:blipFill>
+                  <pic:spPr>
+                    <a:xfrm>
+                      <a:off x="0" y="0"/>
+                      <a:ext cx="5724525" cy="5191125"/>
+                    </a:xfrm>
+                    <a:prstGeom prst="rect">
+                      <a:avLst/>
+                    </a:prstGeom>
+                  </pic:spPr>
+                </pic:pic>
+              </a:graphicData>
+            </a:graphic>
+          </wp:inline>
+        </w:drawing>
+      </w:r>
+    </w:p>
+    <w:p>
+      <w:pPr>
+        <w:pStyle w:val="Normal"/>
+        <w:jc w:val="center"/>
+        <w:rPr>
+          <w:rFonts w:ascii="Times New Roman" w:hAnsi="Times New Roman" w:eastAsia="Times New Roman" w:cs="Times New Roman"/>
+          <w:noProof w:val="0"/>
+          <w:sz w:val="24"/>
+          <w:szCs w:val="24"/>
+          <w:lang w:val="pl-PL"/>
+        </w:rPr>
+      </w:pPr>
+    </w:p>
+    <w:p>
+      <w:pPr>
+        <w:pStyle w:val="Normal"/>
+        <w:jc w:val="center"/>
+        <w:rPr>
+          <w:rFonts w:ascii="Times New Roman" w:hAnsi="Times New Roman" w:eastAsia="Times New Roman" w:cs="Times New Roman"/>
+          <w:noProof w:val="0"/>
+          <w:sz w:val="24"/>
+          <w:szCs w:val="24"/>
+          <w:lang w:val="pl-PL"/>
+        </w:rPr>
+      </w:pPr>
+    </w:p>
+    <w:p>
+      <w:pPr>
+        <w:pStyle w:val="Normal"/>
+        <w:jc w:val="center"/>
+        <w:rPr>
+          <w:rFonts w:ascii="Times New Roman" w:hAnsi="Times New Roman" w:eastAsia="Times New Roman" w:cs="Times New Roman"/>
+          <w:noProof w:val="0"/>
+          <w:sz w:val="24"/>
+          <w:szCs w:val="24"/>
+          <w:lang w:val="pl-PL"/>
+        </w:rPr>
+      </w:pPr>
+    </w:p>
+    <w:p>
+      <w:pPr>
+        <w:pStyle w:val="Normal"/>
+        <w:jc w:val="center"/>
+        <w:rPr>
+          <w:rFonts w:ascii="Times New Roman" w:hAnsi="Times New Roman" w:eastAsia="Times New Roman" w:cs="Times New Roman"/>
+          <w:noProof w:val="0"/>
+          <w:sz w:val="24"/>
+          <w:szCs w:val="24"/>
+          <w:lang w:val="pl-PL"/>
+        </w:rPr>
+      </w:pPr>
+    </w:p>
+    <w:p>
+      <w:pPr>
+        <w:pStyle w:val="Normal"/>
+        <w:jc w:val="center"/>
+        <w:rPr>
+          <w:rFonts w:ascii="Times New Roman" w:hAnsi="Times New Roman" w:eastAsia="Times New Roman" w:cs="Times New Roman"/>
+          <w:noProof w:val="0"/>
+          <w:sz w:val="24"/>
+          <w:szCs w:val="24"/>
+          <w:lang w:val="pl-PL"/>
+        </w:rPr>
+      </w:pPr>
+    </w:p>
+    <w:p>
+      <w:pPr>
+        <w:pStyle w:val="Normal"/>
+        <w:jc w:val="center"/>
+        <w:rPr>
+          <w:rFonts w:ascii="Times New Roman" w:hAnsi="Times New Roman" w:eastAsia="Times New Roman" w:cs="Times New Roman"/>
+          <w:noProof w:val="0"/>
+          <w:sz w:val="24"/>
+          <w:szCs w:val="24"/>
+          <w:lang w:val="pl-PL"/>
+        </w:rPr>
+      </w:pPr>
+    </w:p>
+    <w:p>
+      <w:pPr>
+        <w:pStyle w:val="Normal"/>
+        <w:jc w:val="center"/>
+        <w:rPr>
+          <w:rFonts w:ascii="Times New Roman" w:hAnsi="Times New Roman" w:eastAsia="Times New Roman" w:cs="Times New Roman"/>
+          <w:noProof w:val="0"/>
+          <w:sz w:val="24"/>
+          <w:szCs w:val="24"/>
+          <w:lang w:val="pl-PL"/>
+        </w:rPr>
+      </w:pPr>
+    </w:p>
+    <w:p>
+      <w:pPr>
+        <w:pStyle w:val="Normal"/>
+        <w:jc w:val="center"/>
+        <w:rPr>
+          <w:rFonts w:ascii="Times New Roman" w:hAnsi="Times New Roman" w:eastAsia="Times New Roman" w:cs="Times New Roman"/>
+          <w:noProof w:val="0"/>
+          <w:sz w:val="24"/>
+          <w:szCs w:val="24"/>
+          <w:lang w:val="pl-PL"/>
+        </w:rPr>
+      </w:pPr>
+    </w:p>
+    <w:p>
+      <w:pPr>
+        <w:pStyle w:val="Normal"/>
+        <w:jc w:val="center"/>
+        <w:rPr>
+          <w:rFonts w:ascii="Times New Roman" w:hAnsi="Times New Roman" w:eastAsia="Times New Roman" w:cs="Times New Roman"/>
+          <w:noProof w:val="0"/>
+          <w:sz w:val="24"/>
+          <w:szCs w:val="24"/>
+          <w:lang w:val="pl-PL"/>
+        </w:rPr>
+      </w:pPr>
+    </w:p>
+    <w:p>
+      <w:pPr>
+        <w:pStyle w:val="Normal"/>
+        <w:jc w:val="center"/>
+        <w:rPr>
+          <w:rFonts w:ascii="Times New Roman" w:hAnsi="Times New Roman" w:eastAsia="Times New Roman" w:cs="Times New Roman"/>
+          <w:noProof w:val="0"/>
+          <w:sz w:val="24"/>
+          <w:szCs w:val="24"/>
+          <w:lang w:val="pl-PL"/>
+        </w:rPr>
+      </w:pPr>
+    </w:p>
+    <w:p>
+      <w:pPr>
+        <w:pStyle w:val="Normal"/>
+        <w:jc w:val="center"/>
+      </w:pPr>
+      <w:r>
+        <w:rPr>
+          <w:rFonts w:ascii="Times New Roman" w:hAnsi="Times New Roman" w:eastAsia="Times New Roman" w:cs="Times New Roman"/>
+          <w:noProof w:val="0"/>
+          <w:sz w:val="24"/>
+          <w:szCs w:val="24"/>
+          <w:lang w:val="pl-PL"/>
+        </w:rPr>
+        <w:t xml:space="preserve">3. </w:t>
+      </w:r>
+      <w:r>
+        <w:rPr>
+          <w:rFonts w:ascii="Times New Roman" w:hAnsi="Times New Roman" w:eastAsia="Times New Roman" w:cs="Times New Roman"/>
+          <w:b w:val="0"/>
+          <w:bCs w:val="0"/>
+          <w:i w:val="0"/>
+          <w:iCs w:val="0"/>
+          <w:caps w:val="0"/>
+          <w:smallCaps w:val="0"/>
+          <w:noProof w:val="0"/>
+          <w:color w:val="000000" w:themeColor="text1" w:themeTint="FF" w:themeShade="FF"/>
+          <w:sz w:val="24"/>
+          <w:szCs w:val="24"/>
+          <w:lang w:val="pl-PL"/>
+        </w:rPr>
+        <w:t xml:space="preserve">*sprawdziłem </w:t>
+      </w:r>
+      <w:r>
+        <w:rPr>
+          <w:rFonts w:ascii="Times New Roman" w:hAnsi="Times New Roman" w:eastAsia="Times New Roman" w:cs="Times New Roman"/>
+          <w:b w:val="0"/>
+          <w:bCs w:val="0"/>
+          <w:i w:val="0"/>
+          <w:iCs w:val="0"/>
+          <w:caps w:val="0"/>
+          <w:smallCaps w:val="0"/>
+          <w:noProof w:val="0"/>
+          <w:color w:val="000000" w:themeColor="text1" w:themeTint="FF" w:themeShade="FF"/>
+          <w:sz w:val="24"/>
+          <w:szCs w:val="24"/>
+          <w:lang w:val="pl-PL"/>
+        </w:rPr>
+        <w:t>selectem</w:t>
+      </w:r>
+      <w:r>
+        <w:rPr>
+          <w:rFonts w:ascii="Times New Roman" w:hAnsi="Times New Roman" w:eastAsia="Times New Roman" w:cs="Times New Roman"/>
+          <w:b w:val="0"/>
+          <w:bCs w:val="0"/>
+          <w:i w:val="0"/>
+          <w:iCs w:val="0"/>
+          <w:caps w:val="0"/>
+          <w:smallCaps w:val="0"/>
+          <w:noProof w:val="0"/>
+          <w:color w:val="000000" w:themeColor="text1" w:themeTint="FF" w:themeShade="FF"/>
+          <w:sz w:val="24"/>
+          <w:szCs w:val="24"/>
+          <w:lang w:val="pl-PL"/>
+        </w:rPr>
+        <w:t xml:space="preserve">, że już nie istnieją tabele o nazwach </w:t>
+      </w:r>
+      <w:r>
+        <w:rPr>
+          <w:rFonts w:ascii="Times New Roman" w:hAnsi="Times New Roman" w:eastAsia="Times New Roman" w:cs="Times New Roman"/>
+          <w:b w:val="0"/>
+          <w:bCs w:val="0"/>
+          <w:i w:val="0"/>
+          <w:iCs w:val="0"/>
+          <w:caps w:val="0"/>
+          <w:smallCaps w:val="0"/>
+          <w:noProof w:val="0"/>
+          <w:color w:val="000000" w:themeColor="text1" w:themeTint="FF" w:themeShade="FF"/>
+          <w:sz w:val="24"/>
+          <w:szCs w:val="24"/>
+          <w:lang w:val="pl-PL"/>
+        </w:rPr>
+        <w:t>users</w:t>
+      </w:r>
+      <w:r>
+        <w:rPr>
+          <w:rFonts w:ascii="Times New Roman" w:hAnsi="Times New Roman" w:eastAsia="Times New Roman" w:cs="Times New Roman"/>
+          <w:b w:val="0"/>
+          <w:bCs w:val="0"/>
+          <w:i w:val="0"/>
+          <w:iCs w:val="0"/>
+          <w:caps w:val="0"/>
+          <w:smallCaps w:val="0"/>
+          <w:noProof w:val="0"/>
+          <w:color w:val="000000" w:themeColor="text1" w:themeTint="FF" w:themeShade="FF"/>
+          <w:sz w:val="24"/>
+          <w:szCs w:val="24"/>
+          <w:lang w:val="pl-PL"/>
+        </w:rPr>
+        <w:t xml:space="preserve"> oraz </w:t>
+      </w:r>
+      <w:r>
+        <w:rPr>
+          <w:rFonts w:ascii="Times New Roman" w:hAnsi="Times New Roman" w:eastAsia="Times New Roman" w:cs="Times New Roman"/>
+          <w:b w:val="0"/>
+          <w:bCs w:val="0"/>
+          <w:i w:val="0"/>
+          <w:iCs w:val="0"/>
+          <w:caps w:val="0"/>
+          <w:smallCaps w:val="0"/>
+          <w:noProof w:val="0"/>
+          <w:color w:val="000000" w:themeColor="text1" w:themeTint="FF" w:themeShade="FF"/>
+          <w:sz w:val="24"/>
+          <w:szCs w:val="24"/>
+          <w:lang w:val="pl-PL"/>
+        </w:rPr>
+        <w:t>tasks</w:t>
+      </w:r>
+      <w:r>
+        <w:rPr>
+          <w:rFonts w:ascii="Times New Roman" w:hAnsi="Times New Roman" w:eastAsia="Times New Roman" w:cs="Times New Roman"/>
+          <w:b w:val="0"/>
+          <w:bCs w:val="0"/>
+          <w:i w:val="0"/>
+          <w:iCs w:val="0"/>
+          <w:caps w:val="0"/>
+          <w:smallCaps w:val="0"/>
+          <w:noProof w:val="0"/>
+          <w:color w:val="000000" w:themeColor="text1" w:themeTint="FF" w:themeShade="FF"/>
+          <w:sz w:val="24"/>
+          <w:szCs w:val="24"/>
+          <w:lang w:val="pl-PL"/>
+        </w:rPr>
+        <w:t>*</w:t>
+      </w:r>
+      <w:r>
+        <w:drawing>
+          <wp:inline wp14:editId="5EF74040" wp14:anchorId="56ADFCCF">
+            <wp:extent cx="5296359" cy="5159187"/>
+            <wp:effectExtent l="0" t="0" r="0" b="0"/>
+            <wp:docPr id="1353672051" name="drawing"/>
+            <wp:cNvGraphicFramePr>
+              <a:graphicFrameLocks noChangeAspect="1"/>
+            </wp:cNvGraphicFramePr>
+            <a:graphic>
+              <a:graphicData xmlns:a="http://schemas.openxmlformats.org/drawingml/2006/main" uri="http://schemas.openxmlformats.org/drawingml/2006/picture">
+                <pic:pic xmlns:pic="http://schemas.openxmlformats.org/drawingml/2006/picture">
+                  <pic:nvPicPr>
+                    <pic:cNvPr id="1353672051" name="Picture 1353672051"/>
+                    <pic:cNvPicPr/>
+                  </pic:nvPicPr>
+                  <pic:blipFill>
+                    <a:blip xmlns:r="http://schemas.openxmlformats.org/officeDocument/2006/relationships" r:embed="rId102270898">
+                      <a:extLst>
+                        <a:ext uri="{28A0092B-C50C-407E-A947-70E740481C1C}">
+                          <a14:useLocalDpi xmlns:a14="http://schemas.microsoft.com/office/drawing/2010/main"/>
+                        </a:ext>
+                      </a:extLst>
+                    </a:blip>
+                    <a:stretch>
+                      <a:fillRect/>
+                    </a:stretch>
+                  </pic:blipFill>
+                  <pic:spPr>
+                    <a:xfrm>
+                      <a:off x="0" y="0"/>
+                      <a:ext cx="5296359" cy="5159187"/>
+                    </a:xfrm>
+                    <a:prstGeom prst="rect">
+                      <a:avLst/>
+                    </a:prstGeom>
+                  </pic:spPr>
+                </pic:pic>
+              </a:graphicData>
+            </a:graphic>
+          </wp:inline>
+        </w:drawing>
+      </w:r>
+      <w:r>
+        <w:br/>
+      </w:r>
+      <w:r>
+        <w:br/>
+      </w:r>
+      <w:r>
+        <w:br/>
+      </w:r>
+      <w:r>
+        <w:br/>
+      </w:r>
+      <w:r>
+        <w:br/>
+      </w:r>
+      <w:r>
+        <w:br/>
+      </w:r>
+      <w:r>
+        <w:br/>
+      </w:r>
+      <w:r>
+        <w:br/>
+      </w:r>
+      <w:r>
+        <w:br/>
+      </w:r>
+      <w:r>
+        <w:br/>
+      </w:r>
+      <w:r>
+        <w:br/>
+      </w:r>
+      <w:r>
+        <w:br/>
+      </w:r>
+      <w:r>
+        <w:br/>
+      </w:r>
+      <w:r>
+        <w:br/>
+      </w:r>
+      <w:r>
+        <w:br/>
+      </w:r>
+      <w:r>
+        <w:br/>
+      </w:r>
+      <w:r>
+        <w:br/>
+      </w:r>
+      <w:r>
+        <w:br/>
+      </w:r>
+      <w:r>
+        <w:rPr>
+          <w:rFonts w:ascii="Times New Roman" w:hAnsi="Times New Roman" w:eastAsia="Times New Roman" w:cs="Times New Roman"/>
+          <w:b w:val="0"/>
+          <w:bCs w:val="0"/>
+          <w:i w:val="0"/>
+          <w:iCs w:val="0"/>
+          <w:caps w:val="0"/>
+          <w:smallCaps w:val="0"/>
+          <w:noProof w:val="0"/>
+          <w:color w:val="000000" w:themeColor="text1" w:themeTint="FF" w:themeShade="FF"/>
+          <w:sz w:val="24"/>
+          <w:szCs w:val="24"/>
+          <w:lang w:val="pl-PL"/>
+        </w:rPr>
+        <w:t xml:space="preserve">4. Zrobiłem </w:t>
+      </w:r>
+      <w:r>
+        <w:rPr>
+          <w:rFonts w:ascii="Times New Roman" w:hAnsi="Times New Roman" w:eastAsia="Times New Roman" w:cs="Times New Roman"/>
+          <w:b w:val="0"/>
+          <w:bCs w:val="0"/>
+          <w:i w:val="0"/>
+          <w:iCs w:val="0"/>
+          <w:caps w:val="0"/>
+          <w:smallCaps w:val="0"/>
+          <w:noProof w:val="0"/>
+          <w:color w:val="000000" w:themeColor="text1" w:themeTint="FF" w:themeShade="FF"/>
+          <w:sz w:val="24"/>
+          <w:szCs w:val="24"/>
+          <w:lang w:val="pl-PL"/>
+        </w:rPr>
+        <w:t>restore</w:t>
+      </w:r>
+      <w:r>
+        <w:rPr>
+          <w:rFonts w:ascii="Times New Roman" w:hAnsi="Times New Roman" w:eastAsia="Times New Roman" w:cs="Times New Roman"/>
+          <w:b w:val="0"/>
+          <w:bCs w:val="0"/>
+          <w:i w:val="0"/>
+          <w:iCs w:val="0"/>
+          <w:caps w:val="0"/>
+          <w:smallCaps w:val="0"/>
+          <w:noProof w:val="0"/>
+          <w:color w:val="000000" w:themeColor="text1" w:themeTint="FF" w:themeShade="FF"/>
+          <w:sz w:val="24"/>
+          <w:szCs w:val="24"/>
+          <w:lang w:val="pl-PL"/>
+        </w:rPr>
+        <w:t xml:space="preserve"> bazy danych, używając utworzony wcześniej Backup. Najpierw prawy </w:t>
+      </w:r>
+      <w:r>
+        <w:rPr>
+          <w:rFonts w:ascii="Times New Roman" w:hAnsi="Times New Roman" w:eastAsia="Times New Roman" w:cs="Times New Roman"/>
+          <w:b w:val="0"/>
+          <w:bCs w:val="0"/>
+          <w:i w:val="0"/>
+          <w:iCs w:val="0"/>
+          <w:caps w:val="0"/>
+          <w:smallCaps w:val="0"/>
+          <w:noProof w:val="0"/>
+          <w:color w:val="000000" w:themeColor="text1" w:themeTint="FF" w:themeShade="FF"/>
+          <w:sz w:val="24"/>
+          <w:szCs w:val="24"/>
+          <w:lang w:val="pl-PL"/>
+        </w:rPr>
+        <w:t>click</w:t>
+      </w:r>
+      <w:r>
+        <w:rPr>
+          <w:rFonts w:ascii="Times New Roman" w:hAnsi="Times New Roman" w:eastAsia="Times New Roman" w:cs="Times New Roman"/>
+          <w:b w:val="0"/>
+          <w:bCs w:val="0"/>
+          <w:i w:val="0"/>
+          <w:iCs w:val="0"/>
+          <w:caps w:val="0"/>
+          <w:smallCaps w:val="0"/>
+          <w:noProof w:val="0"/>
+          <w:color w:val="000000" w:themeColor="text1" w:themeTint="FF" w:themeShade="FF"/>
+          <w:sz w:val="24"/>
+          <w:szCs w:val="24"/>
+          <w:lang w:val="pl-PL"/>
+        </w:rPr>
+        <w:t xml:space="preserve"> na bazie danych, „</w:t>
+      </w:r>
+      <w:r>
+        <w:rPr>
+          <w:rFonts w:ascii="Times New Roman" w:hAnsi="Times New Roman" w:eastAsia="Times New Roman" w:cs="Times New Roman"/>
+          <w:b w:val="0"/>
+          <w:bCs w:val="0"/>
+          <w:i w:val="0"/>
+          <w:iCs w:val="0"/>
+          <w:caps w:val="0"/>
+          <w:smallCaps w:val="0"/>
+          <w:noProof w:val="0"/>
+          <w:color w:val="000000" w:themeColor="text1" w:themeTint="FF" w:themeShade="FF"/>
+          <w:sz w:val="24"/>
+          <w:szCs w:val="24"/>
+          <w:lang w:val="pl-PL"/>
+        </w:rPr>
+        <w:t>restore</w:t>
+      </w:r>
+      <w:r>
+        <w:rPr>
+          <w:rFonts w:ascii="Times New Roman" w:hAnsi="Times New Roman" w:eastAsia="Times New Roman" w:cs="Times New Roman"/>
+          <w:b w:val="0"/>
+          <w:bCs w:val="0"/>
+          <w:i w:val="0"/>
+          <w:iCs w:val="0"/>
+          <w:caps w:val="0"/>
+          <w:smallCaps w:val="0"/>
+          <w:noProof w:val="0"/>
+          <w:color w:val="000000" w:themeColor="text1" w:themeTint="FF" w:themeShade="FF"/>
+          <w:sz w:val="24"/>
+          <w:szCs w:val="24"/>
+          <w:lang w:val="pl-PL"/>
+        </w:rPr>
+        <w:t>”, wybór „</w:t>
+      </w:r>
+      <w:r>
+        <w:rPr>
+          <w:rFonts w:ascii="Times New Roman" w:hAnsi="Times New Roman" w:eastAsia="Times New Roman" w:cs="Times New Roman"/>
+          <w:b w:val="0"/>
+          <w:bCs w:val="0"/>
+          <w:i w:val="0"/>
+          <w:iCs w:val="0"/>
+          <w:caps w:val="0"/>
+          <w:smallCaps w:val="0"/>
+          <w:noProof w:val="0"/>
+          <w:color w:val="000000" w:themeColor="text1" w:themeTint="FF" w:themeShade="FF"/>
+          <w:sz w:val="24"/>
+          <w:szCs w:val="24"/>
+          <w:lang w:val="pl-PL"/>
+        </w:rPr>
+        <w:t>Filename</w:t>
+      </w:r>
+      <w:r>
+        <w:rPr>
+          <w:rFonts w:ascii="Times New Roman" w:hAnsi="Times New Roman" w:eastAsia="Times New Roman" w:cs="Times New Roman"/>
+          <w:b w:val="0"/>
+          <w:bCs w:val="0"/>
+          <w:i w:val="0"/>
+          <w:iCs w:val="0"/>
+          <w:caps w:val="0"/>
+          <w:smallCaps w:val="0"/>
+          <w:noProof w:val="0"/>
+          <w:color w:val="000000" w:themeColor="text1" w:themeTint="FF" w:themeShade="FF"/>
+          <w:sz w:val="24"/>
+          <w:szCs w:val="24"/>
+          <w:lang w:val="pl-PL"/>
+        </w:rPr>
+        <w:t xml:space="preserve">” oraz </w:t>
+      </w:r>
+      <w:r>
+        <w:rPr>
+          <w:rFonts w:ascii="Times New Roman" w:hAnsi="Times New Roman" w:eastAsia="Times New Roman" w:cs="Times New Roman"/>
+          <w:b w:val="0"/>
+          <w:bCs w:val="0"/>
+          <w:i w:val="0"/>
+          <w:iCs w:val="0"/>
+          <w:caps w:val="0"/>
+          <w:smallCaps w:val="0"/>
+          <w:noProof w:val="0"/>
+          <w:color w:val="000000" w:themeColor="text1" w:themeTint="FF" w:themeShade="FF"/>
+          <w:sz w:val="24"/>
+          <w:szCs w:val="24"/>
+          <w:lang w:val="pl-PL"/>
+        </w:rPr>
+        <w:t>póżniejszy</w:t>
+      </w:r>
+      <w:r>
+        <w:rPr>
+          <w:rFonts w:ascii="Times New Roman" w:hAnsi="Times New Roman" w:eastAsia="Times New Roman" w:cs="Times New Roman"/>
+          <w:b w:val="0"/>
+          <w:bCs w:val="0"/>
+          <w:i w:val="0"/>
+          <w:iCs w:val="0"/>
+          <w:caps w:val="0"/>
+          <w:smallCaps w:val="0"/>
+          <w:noProof w:val="0"/>
+          <w:color w:val="000000" w:themeColor="text1" w:themeTint="FF" w:themeShade="FF"/>
+          <w:sz w:val="24"/>
+          <w:szCs w:val="24"/>
+          <w:lang w:val="pl-PL"/>
+        </w:rPr>
+        <w:t xml:space="preserve"> nacisk przycisku „</w:t>
+      </w:r>
+      <w:r>
+        <w:rPr>
+          <w:rFonts w:ascii="Times New Roman" w:hAnsi="Times New Roman" w:eastAsia="Times New Roman" w:cs="Times New Roman"/>
+          <w:b w:val="0"/>
+          <w:bCs w:val="0"/>
+          <w:i w:val="0"/>
+          <w:iCs w:val="0"/>
+          <w:caps w:val="0"/>
+          <w:smallCaps w:val="0"/>
+          <w:noProof w:val="0"/>
+          <w:color w:val="000000" w:themeColor="text1" w:themeTint="FF" w:themeShade="FF"/>
+          <w:sz w:val="24"/>
+          <w:szCs w:val="24"/>
+          <w:lang w:val="pl-PL"/>
+        </w:rPr>
+        <w:t>Restore</w:t>
+      </w:r>
+      <w:r>
+        <w:rPr>
+          <w:rFonts w:ascii="Times New Roman" w:hAnsi="Times New Roman" w:eastAsia="Times New Roman" w:cs="Times New Roman"/>
+          <w:b w:val="0"/>
+          <w:bCs w:val="0"/>
+          <w:i w:val="0"/>
+          <w:iCs w:val="0"/>
+          <w:caps w:val="0"/>
+          <w:smallCaps w:val="0"/>
+          <w:noProof w:val="0"/>
+          <w:color w:val="000000" w:themeColor="text1" w:themeTint="FF" w:themeShade="FF"/>
+          <w:sz w:val="24"/>
+          <w:szCs w:val="24"/>
+          <w:lang w:val="pl-PL"/>
+        </w:rPr>
+        <w:t>”.</w:t>
+      </w:r>
+      <w:r>
+        <w:br/>
+      </w:r>
+      <w:r>
+        <w:br/>
+      </w:r>
+      <w:r>
+        <w:drawing>
+          <wp:inline wp14:editId="44738F8C" wp14:anchorId="30D704E3">
+            <wp:extent cx="6295296" cy="3634722"/>
+            <wp:effectExtent l="0" t="0" r="0" b="0"/>
+            <wp:docPr id="1306674799" name="drawing"/>
+            <wp:cNvGraphicFramePr>
+              <a:graphicFrameLocks noChangeAspect="1"/>
+            </wp:cNvGraphicFramePr>
+            <a:graphic>
+              <a:graphicData xmlns:a="http://schemas.openxmlformats.org/drawingml/2006/main" uri="http://schemas.openxmlformats.org/drawingml/2006/picture">
+                <pic:pic xmlns:pic="http://schemas.openxmlformats.org/drawingml/2006/picture">
+                  <pic:nvPicPr>
+                    <pic:cNvPr id="1306674799" name="Picture 1306674799"/>
+                    <pic:cNvPicPr/>
+                  </pic:nvPicPr>
+                  <pic:blipFill>
+                    <a:blip xmlns:r="http://schemas.openxmlformats.org/officeDocument/2006/relationships" r:embed="rId165522882">
                       <a:extLst>
                         <a:ext uri="{28A0092B-C50C-407E-A947-70E740481C1C}">
                           <a14:useLocalDpi xmlns:a14="http://schemas.microsoft.com/office/drawing/2010/main"/>
@@ -98,7 +1251,7 @@
                   <pic:spPr>
                     <a:xfrm rot="0">
                       <a:off x="0" y="0"/>
-                      <a:ext cx="5105400" cy="3123408"/>
+                      <a:ext cx="6295296" cy="3634722"/>
                     </a:xfrm>
                     <a:prstGeom prst="rect">
                       <a:avLst/>
@@ -110,62 +1263,6 @@
           </wp:inline>
         </w:drawing>
       </w:r>
-      <w:r>
-        <w:br/>
-      </w:r>
-      <w:r>
-        <w:br/>
-      </w:r>
-      <w:r>
-        <w:rPr/>
-        <w:t xml:space="preserve">3. </w:t>
-      </w:r>
-      <w:r>
-        <w:br/>
-      </w:r>
-      <w:r>
-        <w:drawing>
-          <wp:inline xmlns:wp14="http://schemas.microsoft.com/office/word/2010/wordprocessingDrawing" wp14:editId="330C397C" wp14:anchorId="325B7202">
-            <wp:extent cx="5495925" cy="3371850"/>
-            <wp:effectExtent l="0" t="0" r="0" b="0"/>
-            <wp:docPr id="492397135" name="drawing"/>
-            <wp:cNvGraphicFramePr>
-              <a:graphicFrameLocks noChangeAspect="1"/>
-            </wp:cNvGraphicFramePr>
-            <a:graphic>
-              <a:graphicData xmlns:a="http://schemas.openxmlformats.org/drawingml/2006/main" uri="http://schemas.openxmlformats.org/drawingml/2006/picture">
-                <pic:pic xmlns:pic="http://schemas.openxmlformats.org/drawingml/2006/picture">
-                  <pic:nvPicPr>
-                    <pic:cNvPr id="492397135" name="Picture 492397135"/>
-                    <pic:cNvPicPr/>
-                  </pic:nvPicPr>
-                  <pic:blipFill>
-                    <a:blip xmlns:r="http://schemas.openxmlformats.org/officeDocument/2006/relationships" r:embed="rId333655057">
-                      <a:extLst>
-                        <a:ext uri="{28A0092B-C50C-407E-A947-70E740481C1C}">
-                          <a14:useLocalDpi xmlns:a14="http://schemas.microsoft.com/office/drawing/2010/main"/>
-                        </a:ext>
-                      </a:extLst>
-                    </a:blip>
-                    <a:stretch>
-                      <a:fillRect/>
-                    </a:stretch>
-                  </pic:blipFill>
-                  <pic:spPr>
-                    <a:xfrm>
-                      <a:off x="0" y="0"/>
-                      <a:ext cx="5495925" cy="3371850"/>
-                    </a:xfrm>
-                    <a:prstGeom prst="rect">
-                      <a:avLst/>
-                    </a:prstGeom>
-                  </pic:spPr>
-                </pic:pic>
-              </a:graphicData>
-            </a:graphic>
-          </wp:inline>
-        </w:drawing>
-      </w:r>
     </w:p>
     <w:sectPr>
       <w:pgSz w:w="11906" w:h="16838" w:orient="portrait"/>
@@ -175,99 +1272,6 @@
     </w:sectPr>
   </w:body>
 </w:document>
-</file>
-
-<file path=word/numbering.xml><?xml version="1.0" encoding="utf-8"?>
-<w:numbering xmlns:w="http://schemas.openxmlformats.org/wordprocessingml/2006/main">
-  <w:abstractNum xmlns:w="http://schemas.openxmlformats.org/wordprocessingml/2006/main" w:abstractNumId="1">
-    <w:nsid w:val="172b5f76"/>
-    <w:multiLevelType xmlns:w="http://schemas.openxmlformats.org/wordprocessingml/2006/main" w:val="hybridMultilevel"/>
-    <w:lvl xmlns:w="http://schemas.openxmlformats.org/wordprocessingml/2006/main" w:ilvl="0">
-      <w:start w:val="1"/>
-      <w:numFmt w:val="decimal"/>
-      <w:lvlText w:val="%1."/>
-      <w:lvlJc w:val="left"/>
-      <w:pPr>
-        <w:ind w:left="720" w:hanging="360"/>
-      </w:pPr>
-    </w:lvl>
-    <w:lvl xmlns:w="http://schemas.openxmlformats.org/wordprocessingml/2006/main" w:ilvl="1">
-      <w:start w:val="1"/>
-      <w:numFmt w:val="lowerLetter"/>
-      <w:lvlText w:val="%2."/>
-      <w:lvlJc w:val="left"/>
-      <w:pPr>
-        <w:ind w:left="1440" w:hanging="360"/>
-      </w:pPr>
-    </w:lvl>
-    <w:lvl xmlns:w="http://schemas.openxmlformats.org/wordprocessingml/2006/main" w:ilvl="2">
-      <w:start w:val="1"/>
-      <w:numFmt w:val="lowerRoman"/>
-      <w:lvlText w:val="%3."/>
-      <w:lvlJc w:val="right"/>
-      <w:pPr>
-        <w:ind w:left="2160" w:hanging="180"/>
-      </w:pPr>
-    </w:lvl>
-    <w:lvl xmlns:w="http://schemas.openxmlformats.org/wordprocessingml/2006/main" w:ilvl="3">
-      <w:start w:val="1"/>
-      <w:numFmt w:val="decimal"/>
-      <w:lvlText w:val="%4."/>
-      <w:lvlJc w:val="left"/>
-      <w:pPr>
-        <w:ind w:left="2880" w:hanging="360"/>
-      </w:pPr>
-    </w:lvl>
-    <w:lvl xmlns:w="http://schemas.openxmlformats.org/wordprocessingml/2006/main" w:ilvl="4">
-      <w:start w:val="1"/>
-      <w:numFmt w:val="lowerLetter"/>
-      <w:lvlText w:val="%5."/>
-      <w:lvlJc w:val="left"/>
-      <w:pPr>
-        <w:ind w:left="3600" w:hanging="360"/>
-      </w:pPr>
-    </w:lvl>
-    <w:lvl xmlns:w="http://schemas.openxmlformats.org/wordprocessingml/2006/main" w:ilvl="5">
-      <w:start w:val="1"/>
-      <w:numFmt w:val="lowerRoman"/>
-      <w:lvlText w:val="%6."/>
-      <w:lvlJc w:val="right"/>
-      <w:pPr>
-        <w:ind w:left="4320" w:hanging="180"/>
-      </w:pPr>
-    </w:lvl>
-    <w:lvl xmlns:w="http://schemas.openxmlformats.org/wordprocessingml/2006/main" w:ilvl="6">
-      <w:start w:val="1"/>
-      <w:numFmt w:val="decimal"/>
-      <w:lvlText w:val="%7."/>
-      <w:lvlJc w:val="left"/>
-      <w:pPr>
-        <w:ind w:left="5040" w:hanging="360"/>
-      </w:pPr>
-    </w:lvl>
-    <w:lvl xmlns:w="http://schemas.openxmlformats.org/wordprocessingml/2006/main" w:ilvl="7">
-      <w:start w:val="1"/>
-      <w:numFmt w:val="lowerLetter"/>
-      <w:lvlText w:val="%8."/>
-      <w:lvlJc w:val="left"/>
-      <w:pPr>
-        <w:ind w:left="5760" w:hanging="360"/>
-      </w:pPr>
-    </w:lvl>
-    <w:lvl xmlns:w="http://schemas.openxmlformats.org/wordprocessingml/2006/main" w:ilvl="8">
-      <w:start w:val="1"/>
-      <w:numFmt w:val="lowerRoman"/>
-      <w:lvlText w:val="%9."/>
-      <w:lvlJc w:val="right"/>
-      <w:pPr>
-        <w:ind w:left="6480" w:hanging="180"/>
-      </w:pPr>
-    </w:lvl>
-  </w:abstractNum>
-  <w:num w:numId="1">
-    <w:abstractNumId w:val="1"/>
-  </w:num>
-</w:numbering>
 </file>
 
 <file path=word/styles.xml><?xml version="1.0" encoding="utf-8"?>
@@ -691,18 +1695,6 @@
     <w:semiHidden/>
     <w:unhideWhenUsed/>
   </w:style>
-  <w:style w:type="paragraph" w:styleId="ListParagraph">
-    <w:uiPriority w:val="34"/>
-    <w:name w:val="List Paragraph"/>
-    <w:basedOn w:val="Normal"/>
-    <w:qFormat/>
-    <w:rsid w:val="27DD638E"/>
-    <w:pPr>
-      <w:spacing/>
-      <w:ind w:left="720"/>
-      <w:contextualSpacing/>
-    </w:pPr>
-  </w:style>
 </w:styles>
 </file>
 
@@ -749,7 +1741,7 @@
     </a:clrScheme>
     <a:fontScheme name="Office">
       <a:majorFont>
-        <a:latin typeface="Aptos Display"/>
+        <a:latin typeface="Aptos Display" panose="02110004020202020204"/>
         <a:ea typeface=""/>
         <a:cs typeface=""/>
         <a:font script="Jpan" typeface="ＭＳ ゴシック"/>
@@ -784,7 +1776,7 @@
         <a:font script="Geor" typeface="Sylfaen"/>
       </a:majorFont>
       <a:minorFont>
-        <a:latin typeface="Times New Roman"/>
+        <a:latin typeface="Aptos" panose="02110004020202020204"/>
         <a:ea typeface=""/>
         <a:cs typeface=""/>
         <a:font script="Jpan" typeface="ＭＳ 明朝"/>
